--- a/templates/美国白蛾工作单模板.docx
+++ b/templates/美国白蛾工作单模板.docx
@@ -340,7 +340,7 @@
                 <w:b/>
                 <w:bCs/>
               </w:rPr>
-              <w:t>{{town_or_street}}</w:t>
+              <w:t>{{locality}}</w:t>
             </w:r>
           </w:p>
         </w:tc>
